--- a/www/methodology.docx
+++ b/www/methodology.docx
@@ -11738,7 +11738,463 @@
       </w:r>
     </w:p>
     <w:bookmarkEnd w:id="54"/>
-    <w:bookmarkStart w:id="55" w:name="references"/>
+    <w:bookmarkStart w:id="58" w:name="reporting"/>
+    <w:p>
+      <w:pPr>
+        <w:pStyle w:val="Heading1"/>
+      </w:pPr>
+      <w:r>
+        <w:t xml:space="preserve">Reporting</w:t>
+      </w:r>
+    </w:p>
+    <w:p>
+      <w:pPr>
+        <w:pStyle w:val="FirstParagraph"/>
+      </w:pPr>
+      <w:r>
+        <w:t xml:space="preserve">The results calculated by the tool are designed to align with IPCC uncertainty reporting guidelines (IPCC 2006 Vol 1 Ch 3). The outputs reported by the tool can be used in a hybrid Approach 1 / Approach 2 uncertainty analysis for the whole inventory (IPCC 2006 §3.2.3.3) by entering into Table 3.3 the results reported by the tool for cattle emission sources alongside Approach 1 results for other emission categories. The outputs produced by the tool can also be used as inputs to a full Approach 2 analysis of uncertainty for the whole inventory.</w:t>
+      </w:r>
+    </w:p>
+    <w:bookmarkStart w:id="55" w:name="ipcc-table-3.3-inputs"/>
+    <w:p>
+      <w:pPr>
+        <w:pStyle w:val="Heading2"/>
+      </w:pPr>
+      <w:r>
+        <w:t xml:space="preserve">IPCC Table 3.3 Inputs</w:t>
+      </w:r>
+    </w:p>
+    <w:p>
+      <w:pPr>
+        <w:pStyle w:val="FirstParagraph"/>
+      </w:pPr>
+      <w:r>
+        <w:t xml:space="preserve">In the case of a hybrid Approach 1 / Approach 2, IPCC 2006 Table 3.3 (see also the IPCC 2019 MS Excel tool for Approach 1, and the IPCC 2019 Vol 1 Ch 3 addendum) requires the following inputs to characterise uncertainty of each emission source, each expressed as</w:t>
+      </w:r>
+      <w:r>
+        <w:t xml:space="preserve"> </w:t>
+      </w:r>
+      <m:oMath>
+        <m:r>
+          <m:rPr>
+            <m:sty m:val="p"/>
+          </m:rPr>
+          <m:t>±</m:t>
+        </m:r>
+        <m:r>
+          <m:t>x</m:t>
+        </m:r>
+        <m:r>
+          <m:rPr>
+            <m:sty m:val="p"/>
+          </m:rPr>
+          <m:t>%</m:t>
+        </m:r>
+      </m:oMath>
+      <w:r>
+        <w:t xml:space="preserve"> </w:t>
+      </w:r>
+      <w:r>
+        <w:t xml:space="preserve">of the inventory emission estimate:</w:t>
+      </w:r>
+    </w:p>
+    <w:p>
+      <w:pPr>
+        <w:pStyle w:val="Compact"/>
+        <w:numPr>
+          <w:ilvl w:val="0"/>
+          <w:numId w:val="1011"/>
+        </w:numPr>
+      </w:pPr>
+      <w:r>
+        <w:t xml:space="preserve">Activity-data (population) uncertainty (Column E);</w:t>
+      </w:r>
+    </w:p>
+    <w:p>
+      <w:pPr>
+        <w:pStyle w:val="Compact"/>
+        <w:numPr>
+          <w:ilvl w:val="0"/>
+          <w:numId w:val="1011"/>
+        </w:numPr>
+      </w:pPr>
+      <w:r>
+        <w:t xml:space="preserve">Emission-factor uncertainty (Column F);</w:t>
+      </w:r>
+    </w:p>
+    <w:p>
+      <w:pPr>
+        <w:pStyle w:val="Compact"/>
+        <w:numPr>
+          <w:ilvl w:val="0"/>
+          <w:numId w:val="1011"/>
+        </w:numPr>
+      </w:pPr>
+      <w:r>
+        <w:t xml:space="preserve">Combined uncertainty (Column G).</w:t>
+      </w:r>
+    </w:p>
+    <w:p>
+      <w:pPr>
+        <w:pStyle w:val="FirstParagraph"/>
+      </w:pPr>
+      <w:r>
+        <w:t xml:space="preserve">The tool reports all three figures for each cattle emission source via the IPCC Report tab and the Excel / Word downloads. The activity-data vs emission-factor split follows the convention adopted in this tool: AD = animal population (N) only; coefficient (EF) = the IPCC equation parameters that combine into the per-head emission factor (Cfi, Ca, Ym, Bo, MCF, EF3, EF4, EF5, Frac_GasMS, Frac_LeachMS, Frac_PRP, EF3_PRP, Frac_GasPRP, Frac_LeachPRP).</w:t>
+      </w:r>
+    </w:p>
+    <w:bookmarkEnd w:id="55"/>
+    <w:bookmarkStart w:id="56" w:name="X940a691fc25763a2902709dda785410ec26e745"/>
+    <w:p>
+      <w:pPr>
+        <w:pStyle w:val="Heading2"/>
+      </w:pPr>
+      <w:r>
+        <w:t xml:space="preserve">UNFCCC Common Reporting Tables Category Map</w:t>
+      </w:r>
+    </w:p>
+    <w:p>
+      <w:pPr>
+        <w:pStyle w:val="FirstParagraph"/>
+      </w:pPr>
+      <w:r>
+        <w:t xml:space="preserve">The tool can calculate AD, EF and combined uncertainties for one or more cattle categories. While country-specific classifications are allowed for, the UNFCCC Common Reporting Tables (CRTs) indicate reporting of emissions from cattle at the following levels of disaggregation:</w:t>
+      </w:r>
+    </w:p>
+    <w:p>
+      <w:pPr>
+        <w:pStyle w:val="Compact"/>
+        <w:numPr>
+          <w:ilvl w:val="0"/>
+          <w:numId w:val="1012"/>
+        </w:numPr>
+      </w:pPr>
+    </w:p>
+    <w:p>
+      <w:pPr>
+        <w:pStyle w:val="Compact"/>
+        <w:numPr>
+          <w:ilvl w:val="1"/>
+          <w:numId w:val="1013"/>
+        </w:numPr>
+      </w:pPr>
+      <w:r>
+        <w:t xml:space="preserve">3.A.1.a Dairy cattle</w:t>
+      </w:r>
+    </w:p>
+    <w:p>
+      <w:pPr>
+        <w:pStyle w:val="Compact"/>
+        <w:numPr>
+          <w:ilvl w:val="1"/>
+          <w:numId w:val="1013"/>
+        </w:numPr>
+      </w:pPr>
+      <w:r>
+        <w:t xml:space="preserve">3.A.1.b Non-dairy cattle</w:t>
+      </w:r>
+    </w:p>
+    <w:p>
+      <w:pPr>
+        <w:pStyle w:val="Compact"/>
+        <w:numPr>
+          <w:ilvl w:val="0"/>
+          <w:numId w:val="1012"/>
+        </w:numPr>
+      </w:pPr>
+      <w:r>
+        <w:t xml:space="preserve"> </w:t>
+      </w:r>
+      <w:r>
+        <w:t xml:space="preserve">(CH</w:t>
+      </w:r>
+      <m:oMath>
+        <m:sSub>
+          <m:e>
+            <m:r>
+              <m:t>​</m:t>
+            </m:r>
+          </m:e>
+          <m:sub>
+            <m:r>
+              <m:t>4</m:t>
+            </m:r>
+          </m:sub>
+        </m:sSub>
+      </m:oMath>
+      <w:r>
+        <w:t xml:space="preserve">; direct and indirect N</w:t>
+      </w:r>
+      <m:oMath>
+        <m:sSub>
+          <m:e>
+            <m:r>
+              <m:t>​</m:t>
+            </m:r>
+          </m:e>
+          <m:sub>
+            <m:r>
+              <m:t>2</m:t>
+            </m:r>
+          </m:sub>
+        </m:sSub>
+      </m:oMath>
+      <w:r>
+        <w:t xml:space="preserve">O combined)</w:t>
+      </w:r>
+    </w:p>
+    <w:p>
+      <w:pPr>
+        <w:pStyle w:val="Compact"/>
+        <w:numPr>
+          <w:ilvl w:val="1"/>
+          <w:numId w:val="1014"/>
+        </w:numPr>
+      </w:pPr>
+      <w:r>
+        <w:t xml:space="preserve">3.B.1 Cattle (3.B.1.a Dairy, 3.B.1.b Non-dairy)</w:t>
+      </w:r>
+    </w:p>
+    <w:p>
+      <w:pPr>
+        <w:pStyle w:val="Compact"/>
+        <w:numPr>
+          <w:ilvl w:val="0"/>
+          <w:numId w:val="1012"/>
+        </w:numPr>
+      </w:pPr>
+      <w:r>
+        <w:t xml:space="preserve"> </w:t>
+      </w:r>
+      <w:r>
+        <w:t xml:space="preserve">(direct and indirect N</w:t>
+      </w:r>
+      <m:oMath>
+        <m:sSub>
+          <m:e>
+            <m:r>
+              <m:t>​</m:t>
+            </m:r>
+          </m:e>
+          <m:sub>
+            <m:r>
+              <m:t>2</m:t>
+            </m:r>
+          </m:sub>
+        </m:sSub>
+      </m:oMath>
+      <w:r>
+        <w:t xml:space="preserve">O)</w:t>
+      </w:r>
+    </w:p>
+    <w:p>
+      <w:pPr>
+        <w:pStyle w:val="Compact"/>
+        <w:numPr>
+          <w:ilvl w:val="1"/>
+          <w:numId w:val="1015"/>
+        </w:numPr>
+      </w:pPr>
+      <w:r>
+        <w:t xml:space="preserve">3.D.1.c Urine and dung deposited by grazing animals (direct N</w:t>
+      </w:r>
+      <m:oMath>
+        <m:sSub>
+          <m:e>
+            <m:r>
+              <m:t>​</m:t>
+            </m:r>
+          </m:e>
+          <m:sub>
+            <m:r>
+              <m:t>2</m:t>
+            </m:r>
+          </m:sub>
+        </m:sSub>
+      </m:oMath>
+      <w:r>
+        <w:t xml:space="preserve">O)</w:t>
+      </w:r>
+    </w:p>
+    <w:p>
+      <w:pPr>
+        <w:pStyle w:val="Compact"/>
+        <w:numPr>
+          <w:ilvl w:val="1"/>
+          <w:numId w:val="1015"/>
+        </w:numPr>
+      </w:pPr>
+      <w:r>
+        <w:t xml:space="preserve">3.D.2.a Atmospheric deposition (multiple sources, including dung and urine deposited on pasture)</w:t>
+      </w:r>
+    </w:p>
+    <w:p>
+      <w:pPr>
+        <w:pStyle w:val="Compact"/>
+        <w:numPr>
+          <w:ilvl w:val="1"/>
+          <w:numId w:val="1015"/>
+        </w:numPr>
+      </w:pPr>
+      <w:r>
+        <w:t xml:space="preserve">3.D.2.b Nitrogen leaching and run-off (multiple sources, including dung and urine deposited on pasture)</w:t>
+      </w:r>
+    </w:p>
+    <w:p>
+      <w:pPr>
+        <w:pStyle w:val="FirstParagraph"/>
+      </w:pPr>
+      <w:r>
+        <w:t xml:space="preserve">Country-specific options in the CRTs may include reporting of emissions at the level of production systems, regions or cattle sub-categories.</w:t>
+      </w:r>
+    </w:p>
+    <w:bookmarkEnd w:id="56"/>
+    <w:bookmarkStart w:id="57" w:name="disaggregation-levels"/>
+    <w:p>
+      <w:pPr>
+        <w:pStyle w:val="Heading2"/>
+      </w:pPr>
+      <w:r>
+        <w:t xml:space="preserve">Disaggregation Levels</w:t>
+      </w:r>
+    </w:p>
+    <w:p>
+      <w:pPr>
+        <w:pStyle w:val="FirstParagraph"/>
+      </w:pPr>
+      <w:r>
+        <w:t xml:space="preserve">To facilitate uncertainty analysis at these different levels of disaggregation, the default outputs in the tool are produced at three disaggregation levels concurrently:</w:t>
+      </w:r>
+    </w:p>
+    <w:p>
+      <w:pPr>
+        <w:pStyle w:val="Compact"/>
+        <w:numPr>
+          <w:ilvl w:val="0"/>
+          <w:numId w:val="1016"/>
+        </w:numPr>
+      </w:pPr>
+      <w:r>
+        <w:t xml:space="preserve"> </w:t>
+      </w:r>
+      <w:r>
+        <w:t xml:space="preserve">— disaggregated by cattle type (dairy, non-dairy), emission source (3.A, 3.B, 3.D) and gas (CH</w:t>
+      </w:r>
+      <m:oMath>
+        <m:sSub>
+          <m:e>
+            <m:r>
+              <m:t>​</m:t>
+            </m:r>
+          </m:e>
+          <m:sub>
+            <m:r>
+              <m:t>4</m:t>
+            </m:r>
+          </m:sub>
+        </m:sSub>
+      </m:oMath>
+      <w:r>
+        <w:t xml:space="preserve">, N</w:t>
+      </w:r>
+      <m:oMath>
+        <m:sSub>
+          <m:e>
+            <m:r>
+              <m:t>​</m:t>
+            </m:r>
+          </m:e>
+          <m:sub>
+            <m:r>
+              <m:t>2</m:t>
+            </m:r>
+          </m:sub>
+        </m:sSub>
+      </m:oMath>
+      <w:r>
+        <w:t xml:space="preserve">O). Available in the IPCC Report tab and the headline summary of the Word / Excel run-summary.</w:t>
+      </w:r>
+    </w:p>
+    <w:p>
+      <w:pPr>
+        <w:pStyle w:val="Compact"/>
+        <w:numPr>
+          <w:ilvl w:val="0"/>
+          <w:numId w:val="1016"/>
+        </w:numPr>
+      </w:pPr>
+      <w:r>
+        <w:t xml:space="preserve"> </w:t>
+      </w:r>
+      <w:r>
+        <w:t xml:space="preserve">— Level 1 plus a user-defined second level (production system, region) using the template’s</w:t>
+      </w:r>
+      <w:r>
+        <w:t xml:space="preserve"> </w:t>
+      </w:r>
+      <w:r>
+        <w:t xml:space="preserve"> </w:t>
+      </w:r>
+      <w:r>
+        <w:t xml:space="preserve">and</w:t>
+      </w:r>
+      <w:r>
+        <w:t xml:space="preserve"> </w:t>
+      </w:r>
+      <w:r>
+        <w:t xml:space="preserve"> </w:t>
+      </w:r>
+      <w:r>
+        <w:t xml:space="preserve">fields. Available in the per-cattle-type results section of the Word run-summary.</w:t>
+      </w:r>
+    </w:p>
+    <w:p>
+      <w:pPr>
+        <w:pStyle w:val="Compact"/>
+        <w:numPr>
+          <w:ilvl w:val="0"/>
+          <w:numId w:val="1016"/>
+        </w:numPr>
+      </w:pPr>
+      <w:r>
+        <w:t xml:space="preserve"> </w:t>
+      </w:r>
+      <w:r>
+        <w:t xml:space="preserve">— Level 2 plus cattle sub-categories (dairy_cow, heifer, bull, etc.). Available in the per-(cattle type</w:t>
+      </w:r>
+      <w:r>
+        <w:t xml:space="preserve"> </w:t>
+      </w:r>
+      <m:oMath>
+        <m:r>
+          <m:rPr>
+            <m:sty m:val="p"/>
+          </m:rPr>
+          <m:t>×</m:t>
+        </m:r>
+      </m:oMath>
+      <w:r>
+        <w:t xml:space="preserve"> </w:t>
+      </w:r>
+      <w:r>
+        <w:t xml:space="preserve">emission source) breakdown of the Word run-summary and the per-sub-category CSV download from the IPCC Report tab.</w:t>
+      </w:r>
+    </w:p>
+    <w:p>
+      <w:pPr>
+        <w:pStyle w:val="FirstParagraph"/>
+      </w:pPr>
+      <w:r>
+        <w:t xml:space="preserve">A user-selectable toggle to choose the reporting disaggregation level for the whole tool is not implemented in this release; the three levels are produced concurrently in their respective output channels. A single-toggle option may be added in a future version after feedback from UNFCCC partners on the right default level.</w:t>
+      </w:r>
+    </w:p>
+    <w:p>
+      <w:r>
+        <w:br w:type="page"/>
+      </w:r>
+    </w:p>
+    <w:bookmarkEnd w:id="57"/>
+    <w:bookmarkEnd w:id="58"/>
+    <w:bookmarkStart w:id="59" w:name="references"/>
     <w:p>
       <w:pPr>
         <w:pStyle w:val="Heading1"/>
@@ -12171,7 +12627,7 @@
         </w:pict>
       </w:r>
     </w:p>
-    <w:bookmarkEnd w:id="55"/>
+    <w:bookmarkEnd w:id="59"/>
     <w:sectPr>
       <w:footnotePr>
         <w:numRestart w:val="eachSect"/>
@@ -12775,6 +13231,24 @@
     </w:lvlOverride>
   </w:num>
   <w:num w:numId="1010">
+    <w:abstractNumId w:val="991"/>
+  </w:num>
+  <w:num w:numId="1011">
+    <w:abstractNumId w:val="991"/>
+  </w:num>
+  <w:num w:numId="1012">
+    <w:abstractNumId w:val="991"/>
+  </w:num>
+  <w:num w:numId="1013">
+    <w:abstractNumId w:val="991"/>
+  </w:num>
+  <w:num w:numId="1014">
+    <w:abstractNumId w:val="991"/>
+  </w:num>
+  <w:num w:numId="1015">
+    <w:abstractNumId w:val="991"/>
+  </w:num>
+  <w:num w:numId="1016">
     <w:abstractNumId w:val="991"/>
   </w:num>
 </w:numbering>
@@ -14226,13 +14700,13 @@
 </file>
 
 <file path=customXml/itemProps1.xml><?xml version="1.0" encoding="utf-8"?>
-<ds:datastoreItem xmlns:ds="http://schemas.openxmlformats.org/officeDocument/2006/customXml" ds:itemID="{962C4D55-2D88-4BDF-951E-062080A2D4FC}"/>
+<ds:datastoreItem xmlns:ds="http://schemas.openxmlformats.org/officeDocument/2006/customXml" ds:itemID="{179A3003-E8AD-4C41-92FE-6C88717341D9}"/>
 </file>
 
 <file path=customXml/itemProps2.xml><?xml version="1.0" encoding="utf-8"?>
-<ds:datastoreItem xmlns:ds="http://schemas.openxmlformats.org/officeDocument/2006/customXml" ds:itemID="{5805ED67-9BB0-43DA-96E3-10FFE85612DE}"/>
+<ds:datastoreItem xmlns:ds="http://schemas.openxmlformats.org/officeDocument/2006/customXml" ds:itemID="{490AA483-6E33-439E-A655-7748271B1BB7}"/>
 </file>
 
 <file path=customXml/itemProps3.xml><?xml version="1.0" encoding="utf-8"?>
-<ds:datastoreItem xmlns:ds="http://schemas.openxmlformats.org/officeDocument/2006/customXml" ds:itemID="{148CCC06-766A-4986-B2ED-062254616DCD}"/>
+<ds:datastoreItem xmlns:ds="http://schemas.openxmlformats.org/officeDocument/2006/customXml" ds:itemID="{EC924C3B-8C06-4915-AA63-F90D3938AA93}"/>
 </file>
--- a/www/methodology.docx
+++ b/www/methodology.docx
@@ -24,14 +24,6 @@
       </w:pPr>
       <w:r>
         <w:t xml:space="preserve">CIAT / CGIAR Alliance — ClimateActionNetZero</w:t>
-      </w:r>
-    </w:p>
-    <w:p>
-      <w:pPr>
-        <w:pStyle w:val="Date"/>
-      </w:pPr>
-      <w:r>
-        <w:t xml:space="preserve">May 2026</w:t>
       </w:r>
     </w:p>
     <w:p>
@@ -2299,7 +2291,7 @@
         </m:r>
       </m:oMath>
       <w:r>
-        <w:t xml:space="preserve">). Includes pregnant heifers that have not yet calved (Andreas 28/5/26 #2 — earlier name</w:t>
+        <w:t xml:space="preserve">). Includes pregnant heifers that have not yet calved. The earlier name</w:t>
       </w:r>
       <w:r>
         <w:t xml:space="preserve"> </w:t>
@@ -2314,7 +2306,7 @@
         <w:t xml:space="preserve"> </w:t>
       </w:r>
       <w:r>
-        <w:t xml:space="preserve">accepted as alias on upload).</w:t>
+        <w:t xml:space="preserve">is accepted as an alias on upload.</w:t>
       </w:r>
     </w:p>
     <w:bookmarkEnd w:id="19"/>
@@ -9242,7 +9234,7 @@
         <w:t xml:space="preserve"> </w:t>
       </w:r>
       <w:r>
-        <w:t xml:space="preserve">data frame for advanced reproducibility) but as of the June 2026 standardisation pass it is no longer surfaced in any user-facing display — IPCC Annex 7 expects MoE%, not CV%, and reporting both was causing reviewers to ask which figure to use. It is undefined (reported as NA) when the mean emission is zero (e.g. pasture N</w:t>
+        <w:t xml:space="preserve">data frame for advanced reproducibility) but it is no longer surfaced in any user-facing display — IPCC Annex 7 expects MoE%, not CV%. It is undefined (reported as NA) when the mean emission is zero (e.g. pasture N</w:t>
       </w:r>
       <m:oMath>
         <m:sSub>
@@ -9656,7 +9648,10 @@
         <w:pStyle w:val="BodyText"/>
       </w:pPr>
       <w:r>
-        <w:t xml:space="preserve">\textit{Implementation note (Andreas 28/5/26 #9).} The AD-only run pins ALL coefficient-side variance, not only the Parameters-sheet rows. The per-MMS sample matrices used for MCF, EF3, Frac_GasMS, Frac_LeachMS, and (when supplied) the MMS-allocation</w:t>
+        <w:t xml:space="preserve"> </w:t>
+      </w:r>
+      <w:r>
+        <w:t xml:space="preserve">The AD-only run pins ALL coefficient-side variance, not only the Parameters-sheet rows. The per-MMS sample matrices used for MCF, EF3, Frac_GasMS, Frac_LeachMS, and (when supplied) the MMS-allocation</w:t>
       </w:r>
       <w:r>
         <w:t xml:space="preserve"> </w:t>
@@ -9682,7 +9677,7 @@
         <w:t xml:space="preserve"> </w:t>
       </w:r>
       <w:r>
-        <w:t xml:space="preserve">fractions are nulled out for the AD-only sub-run so iteration-to-iteration variation in those quantities cannot leak into the AD-only result. Earlier versions left those matrices active and produced spuriously different AD-only CVs across emission sources. With the fix, AD-only CV equals CV(N) for every emission source in a single-sub-category inventory and varies across sources only through the Herfindahl-like concentration of each source over multiple sub-categories.</w:t>
+        <w:t xml:space="preserve">fractions are nulled out for the AD-only sub-run so iteration-to-iteration variation in those quantities cannot leak into the AD-only result. As a result, AD-only CV equals CV(N) for every emission source in a single-sub-category inventory and varies across sources only through the Herfindahl-like concentration of each source over multiple sub-categories.</w:t>
       </w:r>
     </w:p>
     <w:p>
@@ -10897,10 +10892,10 @@
         <w:rPr>
           <w:rStyle w:val="VerbatimChar"/>
         </w:rPr>
-        <w:t xml:space="preserve">Structural defaults'' is disabled until a template (built-in example or custom upload) is loaded. The Run button additionally blocks the simulation with an explicit error if a no-op mode somehow slips through. These gates were added in the June 2026 review to prevent the silent fall-back to</w:t>
-      </w:r>
-      <w:r>
-        <w:t xml:space="preserve">no correlations’’ that occurred when a mode was selected without the data it needs.</w:t>
+        <w:t xml:space="preserve">Structural defaults'' is disabled until a template (built-in example or custom upload) is loaded. The Run button additionally blocks the simulation with an explicit error if a no-op mode somehow slips through. These gates prevent the silent fall-back to</w:t>
+      </w:r>
+      <w:r>
+        <w:t xml:space="preserve">no correlations’’ that would otherwise occur when a mode is selected without the data it needs.</w:t>
       </w:r>
     </w:p>
     <w:p>
@@ -11125,7 +11120,7 @@
         <w:pStyle w:val="BodyText"/>
       </w:pPr>
       <w:r>
-        <w:t xml:space="preserve">The current preset contains seven pairs (June 2026 revision):</w:t>
+        <w:t xml:space="preserve">The current preset contains seven pairs:</w:t>
       </w:r>
     </w:p>
     <w:p>
@@ -11136,7 +11131,7 @@
         <w:t xml:space="preserve"> </w:t>
       </w:r>
       <w:r>
-        <w:t xml:space="preserve">The 2026-05 statistical audit dropped the previous N</w:t>
+        <w:t xml:space="preserve">A previously included N</w:t>
       </w:r>
       <w:r>
         <w:t xml:space="preserve"> </w:t>
@@ -11173,7 +11168,7 @@
         <w:t xml:space="preserve"> </w:t>
       </w:r>
       <w:r>
-        <w:t xml:space="preserve">pair (no defensible cross-country source), strengthened DE</w:t>
+        <w:t xml:space="preserve">pair was removed (no defensible cross-country source); DE</w:t>
       </w:r>
       <w:r>
         <w:t xml:space="preserve"> </w:t>
@@ -11190,7 +11185,7 @@
         <w:t xml:space="preserve"> </w:t>
       </w:r>
       <w:r>
-        <w:t xml:space="preserve">Ym from</w:t>
+        <w:t xml:space="preserve">Ym was set to</w:t>
       </w:r>
       <w:r>
         <w:t xml:space="preserve"> </w:t>
@@ -11203,31 +11198,14 @@
           <m:t>−</m:t>
         </m:r>
         <m:r>
-          <m:t>0.40</m:t>
-        </m:r>
-      </m:oMath>
-      <w:r>
-        <w:t xml:space="preserve"> </w:t>
-      </w:r>
-      <w:r>
-        <w:t xml:space="preserve">to</w:t>
-      </w:r>
-      <w:r>
-        <w:t xml:space="preserve"> </w:t>
-      </w:r>
-      <m:oMath>
-        <m:r>
-          <m:rPr>
-            <m:sty m:val="p"/>
-          </m:rPr>
-          <m:t>−</m:t>
-        </m:r>
-        <m:r>
           <m:t>0.50</m:t>
         </m:r>
       </m:oMath>
       <w:r>
-        <w:t xml:space="preserve">, and lowered Cfi</w:t>
+        <w:t xml:space="preserve"> </w:t>
+      </w:r>
+      <w:r>
+        <w:t xml:space="preserve">(cross-diet meta-analyses cited in Section ``Activity Data Correlations’’); Cfi</w:t>
       </w:r>
       <w:r>
         <w:t xml:space="preserve"> </w:t>
@@ -11244,7 +11222,21 @@
         <w:t xml:space="preserve"> </w:t>
       </w:r>
       <w:r>
-        <w:t xml:space="preserve">Ca from</w:t>
+        <w:t xml:space="preserve">Ca was set to</w:t>
+      </w:r>
+      <w:r>
+        <w:t xml:space="preserve"> </w:t>
+      </w:r>
+      <m:oMath>
+        <m:r>
+          <m:t>0.30</m:t>
+        </m:r>
+      </m:oMath>
+      <w:r>
+        <w:t xml:space="preserve"> </w:t>
+      </w:r>
+      <w:r>
+        <w:t xml:space="preserve">rather than the previously assumed</w:t>
       </w:r>
       <w:r>
         <w:t xml:space="preserve"> </w:t>
@@ -11255,21 +11247,7 @@
         </m:r>
       </m:oMath>
       <w:r>
-        <w:t xml:space="preserve"> </w:t>
-      </w:r>
-      <w:r>
-        <w:t xml:space="preserve">to</w:t>
-      </w:r>
-      <w:r>
-        <w:t xml:space="preserve"> </w:t>
-      </w:r>
-      <m:oMath>
-        <m:r>
-          <m:t>0.30</m:t>
-        </m:r>
-      </m:oMath>
-      <w:r>
-        <w:t xml:space="preserve">. The 2026-06 review (in response to A. Wilkes’ livestock-science feedback) further refined the set: it lowered BW</w:t>
+        <w:t xml:space="preserve">, recognising that Cfi and Ca are independent inputs in IPCC Eq 10.3 / 10.4 rather than jointly estimated; BW</w:t>
       </w:r>
       <w:r>
         <w:t xml:space="preserve"> </w:t>
@@ -11286,7 +11264,21 @@
         <w:t xml:space="preserve"> </w:t>
       </w:r>
       <w:r>
-        <w:t xml:space="preserve">MW from</w:t>
+        <w:t xml:space="preserve">MW was set to</w:t>
+      </w:r>
+      <w:r>
+        <w:t xml:space="preserve"> </w:t>
+      </w:r>
+      <m:oMath>
+        <m:r>
+          <m:t>0.50</m:t>
+        </m:r>
+      </m:oMath>
+      <w:r>
+        <w:t xml:space="preserve"> </w:t>
+      </w:r>
+      <w:r>
+        <w:t xml:space="preserve">rather than</w:t>
       </w:r>
       <w:r>
         <w:t xml:space="preserve"> </w:t>
@@ -11300,21 +11292,7 @@
         <w:t xml:space="preserve"> </w:t>
       </w:r>
       <w:r>
-        <w:t xml:space="preserve">to</w:t>
-      </w:r>
-      <w:r>
-        <w:t xml:space="preserve"> </w:t>
-      </w:r>
-      <m:oMath>
-        <m:r>
-          <m:t>0.50</m:t>
-        </m:r>
-      </m:oMath>
-      <w:r>
-        <w:t xml:space="preserve"> </w:t>
-      </w:r>
-      <w:r>
-        <w:t xml:space="preserve">to reflect typical mixed-source data provenance; added the two cross-group dairy pairs (Milk</w:t>
+        <w:t xml:space="preserve">to reflect the typical mixed-source data provenance (BW from the national census, MW from a breed reference); the two cross-group dairy pairs (Milk</w:t>
       </w:r>
       <w:r>
         <w:t xml:space="preserve"> </w:t>
@@ -11348,7 +11326,7 @@
         <w:t xml:space="preserve"> </w:t>
       </w:r>
       <w:r>
-        <w:t xml:space="preserve">DE) that capture real biological linkages between herd-population and feed-quality parameters; and dropped Milk</w:t>
+        <w:t xml:space="preserve">DE) were added to capture biological linkages between herd-population and feed-quality parameters; and a Milk</w:t>
       </w:r>
       <w:r>
         <w:t xml:space="preserve"> </w:t>
@@ -11365,24 +11343,7 @@
         <w:t xml:space="preserve"> </w:t>
       </w:r>
       <w:r>
-        <w:t xml:space="preserve">pct_pregnant (sign ambiguous between per-cow genetic and per-herd management interpretations) and Cfi</w:t>
-      </w:r>
-      <w:r>
-        <w:t xml:space="preserve"> </w:t>
-      </w:r>
-      <m:oMath>
-        <m:r>
-          <m:rPr>
-            <m:sty m:val="p"/>
-          </m:rPr>
-          <m:t>↔</m:t>
-        </m:r>
-      </m:oMath>
-      <w:r>
-        <w:t xml:space="preserve"> </w:t>
-      </w:r>
-      <w:r>
-        <w:t xml:space="preserve">Ca (independent inputs in IPCC Eq 10.3 / 10.4, not jointly estimated). The resulting matrix is positive-definite without nearest-PD repair.</w:t>
+        <w:t xml:space="preserve">pct_pregnant pair was not included because the sign is ambiguous between per-cow genetic and per-herd management interpretations. The resulting matrix is positive-definite without nearest-PD repair.</w:t>
       </w:r>
     </w:p>
     <w:bookmarkEnd w:id="49"/>
@@ -14700,13 +14661,13 @@
 </file>
 
 <file path=customXml/itemProps1.xml><?xml version="1.0" encoding="utf-8"?>
-<ds:datastoreItem xmlns:ds="http://schemas.openxmlformats.org/officeDocument/2006/customXml" ds:itemID="{179A3003-E8AD-4C41-92FE-6C88717341D9}"/>
+<ds:datastoreItem xmlns:ds="http://schemas.openxmlformats.org/officeDocument/2006/customXml" ds:itemID="{49B75169-DBE4-41FE-AB4F-2536CC8A93EA}"/>
 </file>
 
 <file path=customXml/itemProps2.xml><?xml version="1.0" encoding="utf-8"?>
-<ds:datastoreItem xmlns:ds="http://schemas.openxmlformats.org/officeDocument/2006/customXml" ds:itemID="{490AA483-6E33-439E-A655-7748271B1BB7}"/>
+<ds:datastoreItem xmlns:ds="http://schemas.openxmlformats.org/officeDocument/2006/customXml" ds:itemID="{BFB93690-88E6-4DE7-A725-73BA1C2BCF13}"/>
 </file>
 
 <file path=customXml/itemProps3.xml><?xml version="1.0" encoding="utf-8"?>
-<ds:datastoreItem xmlns:ds="http://schemas.openxmlformats.org/officeDocument/2006/customXml" ds:itemID="{EC924C3B-8C06-4915-AA63-F90D3938AA93}"/>
+<ds:datastoreItem xmlns:ds="http://schemas.openxmlformats.org/officeDocument/2006/customXml" ds:itemID="{B01192AC-BDE2-4784-A7A2-B8AA522DBEC9}"/>
 </file>
--- a/www/methodology.docx
+++ b/www/methodology.docx
@@ -14661,13 +14661,13 @@
 </file>
 
 <file path=customXml/itemProps1.xml><?xml version="1.0" encoding="utf-8"?>
-<ds:datastoreItem xmlns:ds="http://schemas.openxmlformats.org/officeDocument/2006/customXml" ds:itemID="{49B75169-DBE4-41FE-AB4F-2536CC8A93EA}"/>
+<ds:datastoreItem xmlns:ds="http://schemas.openxmlformats.org/officeDocument/2006/customXml" ds:itemID="{CAAD13CD-B5E6-42C1-8B61-43EE20D72FFC}"/>
 </file>
 
 <file path=customXml/itemProps2.xml><?xml version="1.0" encoding="utf-8"?>
-<ds:datastoreItem xmlns:ds="http://schemas.openxmlformats.org/officeDocument/2006/customXml" ds:itemID="{BFB93690-88E6-4DE7-A725-73BA1C2BCF13}"/>
+<ds:datastoreItem xmlns:ds="http://schemas.openxmlformats.org/officeDocument/2006/customXml" ds:itemID="{E75E9842-E888-440B-A408-CBD513FD93C7}"/>
 </file>
 
 <file path=customXml/itemProps3.xml><?xml version="1.0" encoding="utf-8"?>
-<ds:datastoreItem xmlns:ds="http://schemas.openxmlformats.org/officeDocument/2006/customXml" ds:itemID="{B01192AC-BDE2-4784-A7A2-B8AA522DBEC9}"/>
+<ds:datastoreItem xmlns:ds="http://schemas.openxmlformats.org/officeDocument/2006/customXml" ds:itemID="{2E192D0B-FEAF-4C4D-8AE3-31C07D1F36E7}"/>
 </file>